--- a/AI_Assignment.docx
+++ b/AI_Assignment.docx
@@ -130,19 +130,7 @@
           <w:rPr>
             <w:rStyle w:val="Hyperlink"/>
           </w:rPr>
-          <w:t>Rio Tinto | G</w:t>
-        </w:r>
-        <w:r>
-          <w:rPr>
-            <w:rStyle w:val="Hyperlink"/>
-          </w:rPr>
-          <w:t>l</w:t>
-        </w:r>
-        <w:r>
-          <w:rPr>
-            <w:rStyle w:val="Hyperlink"/>
-          </w:rPr>
-          <w:t>obal</w:t>
+          <w:t>Rio Tinto | Global</w:t>
         </w:r>
       </w:hyperlink>
     </w:p>
@@ -1137,6 +1125,7 @@
   <w:style w:type="character" w:default="1" w:styleId="DefaultParagraphFont">
     <w:name w:val="Default Paragraph Font"/>
     <w:uiPriority w:val="1"/>
+    <w:semiHidden/>
     <w:unhideWhenUsed/>
   </w:style>
   <w:style w:type="table" w:default="1" w:styleId="TableNormal">

--- a/AI_Assignment.docx
+++ b/AI_Assignment.docx
@@ -284,21 +284,7 @@
           <w:rPr>
             <w:rStyle w:val="Hyperlink"/>
           </w:rPr>
-          <w:t xml:space="preserve">An </w:t>
-        </w:r>
-        <w:proofErr w:type="gramStart"/>
-        <w:r>
-          <w:rPr>
-            <w:rStyle w:val="Hyperlink"/>
-          </w:rPr>
-          <w:t>ontology based</w:t>
-        </w:r>
-        <w:proofErr w:type="gramEnd"/>
-        <w:r>
-          <w:rPr>
-            <w:rStyle w:val="Hyperlink"/>
-          </w:rPr>
-          <w:t xml:space="preserve"> approach to organize multi-agent assisted supply chain negotiations - ScienceDirect</w:t>
+          <w:t>An ontology based approach to organize multi-agent assisted supply chain negotiations - ScienceDirect</w:t>
         </w:r>
       </w:hyperlink>
     </w:p>
@@ -328,6 +314,118 @@
           <w:lang w:val="en-US"/>
         </w:rPr>
       </w:pPr>
+    </w:p>
+    <w:p>
+      <w:pPr>
+        <w:rPr>
+          <w:lang w:val="en-US"/>
+        </w:rPr>
+      </w:pPr>
+    </w:p>
+    <w:p>
+      <w:pPr>
+        <w:rPr>
+          <w:lang w:val="en-US"/>
+        </w:rPr>
+      </w:pPr>
+    </w:p>
+    <w:p>
+      <w:pPr>
+        <w:rPr>
+          <w:lang w:val="en-US"/>
+        </w:rPr>
+      </w:pPr>
+      <w:r>
+        <w:rPr>
+          <w:lang w:val="en-US"/>
+        </w:rPr>
+        <w:t>Background:</w:t>
+      </w:r>
+    </w:p>
+    <w:p>
+      <w:pPr>
+        <w:rPr>
+          <w:lang w:val="en-US"/>
+        </w:rPr>
+      </w:pPr>
+      <w:r>
+        <w:rPr>
+          <w:lang w:val="en-US"/>
+        </w:rPr>
+        <w:t xml:space="preserve">The use of autonomous </w:t>
+      </w:r>
+      <w:r>
+        <w:rPr>
+          <w:lang w:val="en-US"/>
+        </w:rPr>
+        <w:t xml:space="preserve">guided </w:t>
+      </w:r>
+      <w:r>
+        <w:rPr>
+          <w:lang w:val="en-US"/>
+        </w:rPr>
+        <w:t>vehicles</w:t>
+      </w:r>
+      <w:r>
+        <w:rPr>
+          <w:lang w:val="en-US"/>
+        </w:rPr>
+        <w:t xml:space="preserve"> (AGVs) can significantly </w:t>
+      </w:r>
+      <w:r>
+        <w:rPr>
+          <w:lang w:val="en-US"/>
+        </w:rPr>
+        <w:t xml:space="preserve">reduce safety </w:t>
+      </w:r>
+      <w:r>
+        <w:rPr>
+          <w:lang w:val="en-US"/>
+        </w:rPr>
+        <w:t>risks for</w:t>
+      </w:r>
+      <w:r>
+        <w:rPr>
+          <w:lang w:val="en-US"/>
+        </w:rPr>
+        <w:t xml:space="preserve"> personnel in production operations and improve transportation efficiency.</w:t>
+      </w:r>
+      <w:r>
+        <w:rPr>
+          <w:lang w:val="en-US"/>
+        </w:rPr>
+        <w:t xml:space="preserve"> In GPS denied zones </w:t>
+      </w:r>
+      <w:r>
+        <w:rPr>
+          <w:lang w:val="en-US"/>
+        </w:rPr>
+        <w:t xml:space="preserve">light </w:t>
+      </w:r>
+      <w:r>
+        <w:rPr>
+          <w:lang w:val="en-US"/>
+        </w:rPr>
+        <w:t>bands are</w:t>
+      </w:r>
+      <w:r>
+        <w:rPr>
+          <w:lang w:val="en-US"/>
+        </w:rPr>
+        <w:t xml:space="preserve"> used to </w:t>
+      </w:r>
+      <w:r>
+        <w:rPr>
+          <w:lang w:val="en-US"/>
+        </w:rPr>
+        <w:t xml:space="preserve">guide the vehicle through </w:t>
+      </w:r>
+      <w:r>
+        <w:rPr>
+          <w:lang w:val="en-US"/>
+        </w:rPr>
+        <w:t>underground tunnels.</w:t>
+      </w:r>
     </w:p>
     <w:sectPr>
       <w:pgSz w:w="11906" w:h="16838"/>

--- a/AI_Assignment.docx
+++ b/AI_Assignment.docx
@@ -284,7 +284,21 @@
           <w:rPr>
             <w:rStyle w:val="Hyperlink"/>
           </w:rPr>
-          <w:t>An ontology based approach to organize multi-agent assisted supply chain negotiations - ScienceDirect</w:t>
+          <w:t xml:space="preserve">An </w:t>
+        </w:r>
+        <w:proofErr w:type="gramStart"/>
+        <w:r>
+          <w:rPr>
+            <w:rStyle w:val="Hyperlink"/>
+          </w:rPr>
+          <w:t>ontology based</w:t>
+        </w:r>
+        <w:proofErr w:type="gramEnd"/>
+        <w:r>
+          <w:rPr>
+            <w:rStyle w:val="Hyperlink"/>
+          </w:rPr>
+          <w:t xml:space="preserve"> approach to organize multi-agent assisted supply chain negotiations - ScienceDirect</w:t>
         </w:r>
       </w:hyperlink>
     </w:p>
